--- a/BaoCao_Word/BaoCao_Nhom10_Final.docx
+++ b/BaoCao_Word/BaoCao_Nhom10_Final.docx
@@ -1,6 +1,6 @@
 
 <file path=word/document.xml><?xml version="1.0" encoding="utf-8"?>
-<w:document xmlns:wpc="http://schemas.microsoft.com/office/word/2010/wordprocessingCanvas" xmlns:cx="http://schemas.microsoft.com/office/drawing/2014/chartex" xmlns:cx1="http://schemas.microsoft.com/office/drawing/2015/9/8/chartex" xmlns:cx2="http://schemas.microsoft.com/office/drawing/2015/10/21/chartex" xmlns:cx3="http://schemas.microsoft.com/office/drawing/2016/5/9/chartex" xmlns:cx4="http://schemas.microsoft.com/office/drawing/2016/5/10/chartex" xmlns:cx5="http://schemas.microsoft.com/office/drawing/2016/5/11/chartex" xmlns:cx6="http://schemas.microsoft.com/office/drawing/2016/5/12/chartex" xmlns:cx7="http://schemas.microsoft.com/office/drawing/2016/5/13/chartex" xmlns:cx8="http://schemas.microsoft.com/office/drawing/2016/5/14/chartex" xmlns:mc="http://schemas.openxmlformats.org/markup-compatibility/2006" xmlns:aink="http://schemas.microsoft.com/office/drawing/2016/ink" xmlns:am3d="http://schemas.microsoft.com/office/drawing/2017/model3d" xmlns:o="urn:schemas-microsoft-com:office:office" xmlns:oel="http://schemas.microsoft.com/office/2019/extlst" xmlns:r="http://schemas.openxmlformats.org/officeDocument/2006/relationships" xmlns:m="http://schemas.openxmlformats.org/officeDocument/2006/math" xmlns:v="urn:schemas-microsoft-com:vml" xmlns:wp14="http://schemas.microsoft.com/office/word/2010/wordprocessingDrawing" xmlns:wp="http://schemas.openxmlformats.org/drawingml/2006/wordprocessingDrawing" xmlns:w10="urn:schemas-microsoft-com:office:word" xmlns:w="http://schemas.openxmlformats.org/wordprocessingml/2006/main" xmlns:w14="http://schemas.microsoft.com/office/word/2010/wordml" xmlns:w15="http://schemas.microsoft.com/office/word/2012/wordml" xmlns:w16cei="http://schemas.microsoft.com/office/word/2026/wordml/cei" xmlns:w16cex="http://schemas.microsoft.com/office/word/2018/wordml/cex" xmlns:w16cid="http://schemas.microsoft.com/office/word/2016/wordml/cid" xmlns:w16="http://schemas.microsoft.com/office/word/2018/wordml" xmlns:w16du="http://schemas.microsoft.com/office/word/2023/wordml/word16du" xmlns:w16sdtdh="http://schemas.microsoft.com/office/word/2020/wordml/sdtdatahash" xmlns:w16sdtfl="http://schemas.microsoft.com/office/word/2024/wordml/sdtformatlock" xmlns:w16se="http://schemas.microsoft.com/office/word/2015/wordml/symex" xmlns:wpg="http://schemas.microsoft.com/office/word/2010/wordprocessingGroup" xmlns:wpi="http://schemas.microsoft.com/office/word/2010/wordprocessingInk" xmlns:wne="http://schemas.microsoft.com/office/word/2006/wordml" xmlns:wps="http://schemas.microsoft.com/office/word/2010/wordprocessingShape" mc:Ignorable="w14 w15 w16se w16cid w16 w16cex w16sdtdh w16sdtfl w16du wp14">
+<w:document xmlns:wpc="http://schemas.microsoft.com/office/word/2010/wordprocessingCanvas" xmlns:cx="http://schemas.microsoft.com/office/drawing/2014/chartex" xmlns:cx1="http://schemas.microsoft.com/office/drawing/2015/9/8/chartex" xmlns:cx2="http://schemas.microsoft.com/office/drawing/2015/10/21/chartex" xmlns:cx3="http://schemas.microsoft.com/office/drawing/2016/5/9/chartex" xmlns:cx4="http://schemas.microsoft.com/office/drawing/2016/5/10/chartex" xmlns:cx5="http://schemas.microsoft.com/office/drawing/2016/5/11/chartex" xmlns:cx6="http://schemas.microsoft.com/office/drawing/2016/5/12/chartex" xmlns:cx7="http://schemas.microsoft.com/office/drawing/2016/5/13/chartex" xmlns:cx8="http://schemas.microsoft.com/office/drawing/2016/5/14/chartex" xmlns:mc="http://schemas.openxmlformats.org/markup-compatibility/2006" xmlns:aink="http://schemas.microsoft.com/office/drawing/2016/ink" xmlns:am3d="http://schemas.microsoft.com/office/drawing/2017/model3d" xmlns:o="urn:schemas-microsoft-com:office:office" xmlns:oel="http://schemas.microsoft.com/office/2019/extlst" xmlns:r="http://schemas.openxmlformats.org/officeDocument/2006/relationships" xmlns:m="http://schemas.openxmlformats.org/officeDocument/2006/math" xmlns:v="urn:schemas-microsoft-com:vml" xmlns:wp14="http://schemas.microsoft.com/office/word/2010/wordprocessingDrawing" xmlns:wp="http://schemas.openxmlformats.org/drawingml/2006/wordprocessingDrawing" xmlns:w10="urn:schemas-microsoft-com:office:word" xmlns:w="http://schemas.openxmlformats.org/wordprocessingml/2006/main" xmlns:w14="http://schemas.microsoft.com/office/word/2010/wordml" xmlns:w15="http://schemas.microsoft.com/office/word/2012/wordml" xmlns:w16cex="http://schemas.microsoft.com/office/word/2018/wordml/cex" xmlns:w16cid="http://schemas.microsoft.com/office/word/2016/wordml/cid" xmlns:w16="http://schemas.microsoft.com/office/word/2018/wordml" xmlns:w16du="http://schemas.microsoft.com/office/word/2023/wordml/word16du" xmlns:w16sdtdh="http://schemas.microsoft.com/office/word/2020/wordml/sdtdatahash" xmlns:w16sdtfl="http://schemas.microsoft.com/office/word/2024/wordml/sdtformatlock" xmlns:w16se="http://schemas.microsoft.com/office/word/2015/wordml/symex" xmlns:wpg="http://schemas.microsoft.com/office/word/2010/wordprocessingGroup" xmlns:wpi="http://schemas.microsoft.com/office/word/2010/wordprocessingInk" xmlns:wne="http://schemas.microsoft.com/office/word/2006/wordml" xmlns:wps="http://schemas.microsoft.com/office/word/2010/wordprocessingShape" mc:Ignorable="w14 w15 w16se w16cid w16 w16cex w16sdtdh w16sdtfl w16du wp14">
   <w:body>
     <w:p>
       <w:pPr>
@@ -364,15 +364,6 @@
         </w:rPr>
         <w:t>, bao gồm:</w:t>
       </w:r>
-      <w:r>
-        <w:rPr>
-          <w:rFonts w:cs="Times New Roman"/>
-          <w:b/>
-          <w:bCs/>
-          <w:szCs w:val="26"/>
-        </w:rPr>
-        <w:t xml:space="preserve"> </w:t>
-      </w:r>
     </w:p>
     <w:p>
       <w:pPr>
@@ -696,12 +687,6 @@
           <w:szCs w:val="26"/>
         </w:rPr>
         <w:tab/>
-      </w:r>
-      <w:r>
-        <w:rPr>
-          <w:rFonts w:cs="Times New Roman"/>
-          <w:szCs w:val="26"/>
-        </w:rPr>
         <w:t>Thành viên</w:t>
       </w:r>
     </w:p>
@@ -748,12 +733,6 @@
           <w:szCs w:val="26"/>
         </w:rPr>
         <w:tab/>
-      </w:r>
-      <w:r>
-        <w:rPr>
-          <w:rFonts w:cs="Times New Roman"/>
-          <w:szCs w:val="26"/>
-        </w:rPr>
         <w:t>Thành viên</w:t>
       </w:r>
     </w:p>
@@ -807,12 +786,6 @@
           <w:szCs w:val="26"/>
         </w:rPr>
         <w:tab/>
-      </w:r>
-      <w:r>
-        <w:rPr>
-          <w:rFonts w:cs="Times New Roman"/>
-          <w:szCs w:val="26"/>
-        </w:rPr>
         <w:t>Thành viên</w:t>
       </w:r>
     </w:p>
@@ -1274,6 +1247,15 @@
               </w:rPr>
               <w:t>Tp. Hồ Chí Minh, ngày … … tháng …… năm 20…</w:t>
             </w:r>
+            <w:r>
+              <w:rPr>
+                <w:rFonts w:cs="Times New Roman"/>
+                <w:i/>
+                <w:iCs/>
+                <w:szCs w:val="26"/>
+              </w:rPr>
+              <w:t>…</w:t>
+            </w:r>
           </w:p>
           <w:p>
             <w:pPr>
@@ -1372,7 +1354,7 @@
       </w:tblGrid>
       <w:tr>
         <w:trPr>
-          <w:trHeight w:val="454"/>
+          <w:trHeight w:val="370"/>
         </w:trPr>
         <w:tc>
           <w:tcPr>
@@ -1382,7 +1364,6 @@
           </w:tcPr>
           <w:p>
             <w:pPr>
-              <w:spacing w:line="276" w:lineRule="auto"/>
               <w:jc w:val="center"/>
               <w:rPr>
                 <w:rFonts w:cs="Times New Roman"/>
@@ -1410,7 +1391,6 @@
           </w:tcPr>
           <w:p>
             <w:pPr>
-              <w:spacing w:line="276" w:lineRule="auto"/>
               <w:jc w:val="center"/>
               <w:rPr>
                 <w:rFonts w:cs="Times New Roman"/>
@@ -1438,7 +1418,6 @@
           </w:tcPr>
           <w:p>
             <w:pPr>
-              <w:spacing w:line="276" w:lineRule="auto"/>
               <w:jc w:val="center"/>
               <w:rPr>
                 <w:rFonts w:cs="Times New Roman"/>
@@ -1466,7 +1445,6 @@
           </w:tcPr>
           <w:p>
             <w:pPr>
-              <w:spacing w:line="276" w:lineRule="auto"/>
               <w:jc w:val="center"/>
               <w:rPr>
                 <w:rFonts w:cs="Times New Roman"/>
@@ -1494,7 +1472,6 @@
           </w:tcPr>
           <w:p>
             <w:pPr>
-              <w:spacing w:line="276" w:lineRule="auto"/>
               <w:jc w:val="center"/>
               <w:rPr>
                 <w:rFonts w:cs="Times New Roman"/>
@@ -1519,10 +1496,10 @@
         <w:tc>
           <w:tcPr>
             <w:tcW w:w="1980" w:type="dxa"/>
+            <w:vAlign w:val="center"/>
           </w:tcPr>
           <w:p>
             <w:pPr>
-              <w:spacing w:line="276" w:lineRule="auto"/>
               <w:rPr>
                 <w:rFonts w:cs="Times New Roman"/>
                 <w:szCs w:val="26"/>
@@ -1540,10 +1517,10 @@
         <w:tc>
           <w:tcPr>
             <w:tcW w:w="1276" w:type="dxa"/>
+            <w:vAlign w:val="center"/>
           </w:tcPr>
           <w:p>
             <w:pPr>
-              <w:spacing w:line="276" w:lineRule="auto"/>
               <w:jc w:val="center"/>
               <w:rPr>
                 <w:rFonts w:cs="Times New Roman"/>
@@ -1562,10 +1539,11 @@
         <w:tc>
           <w:tcPr>
             <w:tcW w:w="1701" w:type="dxa"/>
+            <w:vAlign w:val="center"/>
           </w:tcPr>
           <w:p>
             <w:pPr>
-              <w:spacing w:line="276" w:lineRule="auto"/>
+              <w:jc w:val="center"/>
               <w:rPr>
                 <w:rFonts w:cs="Times New Roman"/>
                 <w:szCs w:val="26"/>
@@ -1583,10 +1561,10 @@
         <w:tc>
           <w:tcPr>
             <w:tcW w:w="2551" w:type="dxa"/>
+            <w:vAlign w:val="center"/>
           </w:tcPr>
           <w:p>
             <w:pPr>
-              <w:spacing w:line="276" w:lineRule="auto"/>
               <w:rPr>
                 <w:rFonts w:cs="Times New Roman"/>
                 <w:szCs w:val="26"/>
@@ -1597,10 +1575,10 @@
         <w:tc>
           <w:tcPr>
             <w:tcW w:w="1508" w:type="dxa"/>
+            <w:vAlign w:val="center"/>
           </w:tcPr>
           <w:p>
             <w:pPr>
-              <w:spacing w:line="276" w:lineRule="auto"/>
               <w:rPr>
                 <w:rFonts w:cs="Times New Roman"/>
                 <w:szCs w:val="26"/>
@@ -1613,10 +1591,10 @@
         <w:tc>
           <w:tcPr>
             <w:tcW w:w="1980" w:type="dxa"/>
+            <w:vAlign w:val="center"/>
           </w:tcPr>
           <w:p>
             <w:pPr>
-              <w:spacing w:line="276" w:lineRule="auto"/>
               <w:rPr>
                 <w:rFonts w:cs="Times New Roman"/>
                 <w:szCs w:val="26"/>
@@ -1634,10 +1612,10 @@
         <w:tc>
           <w:tcPr>
             <w:tcW w:w="1276" w:type="dxa"/>
+            <w:vAlign w:val="center"/>
           </w:tcPr>
           <w:p>
             <w:pPr>
-              <w:spacing w:line="276" w:lineRule="auto"/>
               <w:jc w:val="center"/>
               <w:rPr>
                 <w:rFonts w:cs="Times New Roman"/>
@@ -1656,10 +1634,11 @@
         <w:tc>
           <w:tcPr>
             <w:tcW w:w="1701" w:type="dxa"/>
+            <w:vAlign w:val="center"/>
           </w:tcPr>
           <w:p>
             <w:pPr>
-              <w:spacing w:line="276" w:lineRule="auto"/>
+              <w:jc w:val="center"/>
               <w:rPr>
                 <w:rFonts w:cs="Times New Roman"/>
                 <w:szCs w:val="26"/>
@@ -1677,10 +1656,10 @@
         <w:tc>
           <w:tcPr>
             <w:tcW w:w="2551" w:type="dxa"/>
+            <w:vAlign w:val="center"/>
           </w:tcPr>
           <w:p>
             <w:pPr>
-              <w:spacing w:line="276" w:lineRule="auto"/>
               <w:rPr>
                 <w:rFonts w:cs="Times New Roman"/>
                 <w:szCs w:val="26"/>
@@ -1691,10 +1670,10 @@
         <w:tc>
           <w:tcPr>
             <w:tcW w:w="1508" w:type="dxa"/>
+            <w:vAlign w:val="center"/>
           </w:tcPr>
           <w:p>
             <w:pPr>
-              <w:spacing w:line="276" w:lineRule="auto"/>
               <w:rPr>
                 <w:rFonts w:cs="Times New Roman"/>
                 <w:szCs w:val="26"/>
@@ -1707,10 +1686,10 @@
         <w:tc>
           <w:tcPr>
             <w:tcW w:w="1980" w:type="dxa"/>
+            <w:vAlign w:val="center"/>
           </w:tcPr>
           <w:p>
             <w:pPr>
-              <w:spacing w:line="276" w:lineRule="auto"/>
               <w:rPr>
                 <w:rFonts w:cs="Times New Roman"/>
                 <w:szCs w:val="26"/>
@@ -1728,10 +1707,10 @@
         <w:tc>
           <w:tcPr>
             <w:tcW w:w="1276" w:type="dxa"/>
+            <w:vAlign w:val="center"/>
           </w:tcPr>
           <w:p>
             <w:pPr>
-              <w:spacing w:line="276" w:lineRule="auto"/>
               <w:jc w:val="center"/>
               <w:rPr>
                 <w:rFonts w:cs="Times New Roman"/>
@@ -1750,10 +1729,11 @@
         <w:tc>
           <w:tcPr>
             <w:tcW w:w="1701" w:type="dxa"/>
+            <w:vAlign w:val="center"/>
           </w:tcPr>
           <w:p>
             <w:pPr>
-              <w:spacing w:line="276" w:lineRule="auto"/>
+              <w:jc w:val="center"/>
               <w:rPr>
                 <w:rFonts w:cs="Times New Roman"/>
                 <w:szCs w:val="26"/>
@@ -1771,10 +1751,10 @@
         <w:tc>
           <w:tcPr>
             <w:tcW w:w="2551" w:type="dxa"/>
+            <w:vAlign w:val="center"/>
           </w:tcPr>
           <w:p>
             <w:pPr>
-              <w:spacing w:line="276" w:lineRule="auto"/>
               <w:rPr>
                 <w:rFonts w:cs="Times New Roman"/>
                 <w:szCs w:val="26"/>
@@ -1785,10 +1765,10 @@
         <w:tc>
           <w:tcPr>
             <w:tcW w:w="1508" w:type="dxa"/>
+            <w:vAlign w:val="center"/>
           </w:tcPr>
           <w:p>
             <w:pPr>
-              <w:spacing w:line="276" w:lineRule="auto"/>
               <w:rPr>
                 <w:rFonts w:cs="Times New Roman"/>
                 <w:szCs w:val="26"/>
@@ -1801,10 +1781,10 @@
         <w:tc>
           <w:tcPr>
             <w:tcW w:w="1980" w:type="dxa"/>
+            <w:vAlign w:val="center"/>
           </w:tcPr>
           <w:p>
             <w:pPr>
-              <w:spacing w:line="276" w:lineRule="auto"/>
               <w:rPr>
                 <w:rFonts w:cs="Times New Roman"/>
                 <w:szCs w:val="26"/>
@@ -1822,10 +1802,10 @@
         <w:tc>
           <w:tcPr>
             <w:tcW w:w="1276" w:type="dxa"/>
+            <w:vAlign w:val="center"/>
           </w:tcPr>
           <w:p>
             <w:pPr>
-              <w:spacing w:line="276" w:lineRule="auto"/>
               <w:jc w:val="center"/>
               <w:rPr>
                 <w:rFonts w:cs="Times New Roman"/>
@@ -1844,10 +1824,11 @@
         <w:tc>
           <w:tcPr>
             <w:tcW w:w="1701" w:type="dxa"/>
+            <w:vAlign w:val="center"/>
           </w:tcPr>
           <w:p>
             <w:pPr>
-              <w:spacing w:line="276" w:lineRule="auto"/>
+              <w:jc w:val="center"/>
               <w:rPr>
                 <w:rFonts w:cs="Times New Roman"/>
                 <w:szCs w:val="26"/>
@@ -1865,10 +1846,10 @@
         <w:tc>
           <w:tcPr>
             <w:tcW w:w="2551" w:type="dxa"/>
+            <w:vAlign w:val="center"/>
           </w:tcPr>
           <w:p>
             <w:pPr>
-              <w:spacing w:line="276" w:lineRule="auto"/>
               <w:rPr>
                 <w:rFonts w:cs="Times New Roman"/>
                 <w:szCs w:val="26"/>
@@ -1879,10 +1860,10 @@
         <w:tc>
           <w:tcPr>
             <w:tcW w:w="1508" w:type="dxa"/>
+            <w:vAlign w:val="center"/>
           </w:tcPr>
           <w:p>
             <w:pPr>
-              <w:spacing w:line="276" w:lineRule="auto"/>
               <w:rPr>
                 <w:rFonts w:cs="Times New Roman"/>
                 <w:szCs w:val="26"/>
@@ -1895,10 +1876,10 @@
         <w:tc>
           <w:tcPr>
             <w:tcW w:w="1980" w:type="dxa"/>
+            <w:vAlign w:val="center"/>
           </w:tcPr>
           <w:p>
             <w:pPr>
-              <w:spacing w:line="276" w:lineRule="auto"/>
               <w:rPr>
                 <w:rFonts w:cs="Times New Roman"/>
                 <w:szCs w:val="26"/>
@@ -1916,10 +1897,10 @@
         <w:tc>
           <w:tcPr>
             <w:tcW w:w="1276" w:type="dxa"/>
+            <w:vAlign w:val="center"/>
           </w:tcPr>
           <w:p>
             <w:pPr>
-              <w:spacing w:line="276" w:lineRule="auto"/>
               <w:jc w:val="center"/>
               <w:rPr>
                 <w:rFonts w:cs="Times New Roman"/>
@@ -1938,10 +1919,11 @@
         <w:tc>
           <w:tcPr>
             <w:tcW w:w="1701" w:type="dxa"/>
+            <w:vAlign w:val="center"/>
           </w:tcPr>
           <w:p>
             <w:pPr>
-              <w:spacing w:line="276" w:lineRule="auto"/>
+              <w:jc w:val="center"/>
               <w:rPr>
                 <w:rFonts w:cs="Times New Roman"/>
                 <w:szCs w:val="26"/>
@@ -1959,10 +1941,10 @@
         <w:tc>
           <w:tcPr>
             <w:tcW w:w="2551" w:type="dxa"/>
+            <w:vAlign w:val="center"/>
           </w:tcPr>
           <w:p>
             <w:pPr>
-              <w:spacing w:line="276" w:lineRule="auto"/>
               <w:rPr>
                 <w:rFonts w:cs="Times New Roman"/>
                 <w:szCs w:val="26"/>
@@ -1973,10 +1955,10 @@
         <w:tc>
           <w:tcPr>
             <w:tcW w:w="1508" w:type="dxa"/>
+            <w:vAlign w:val="center"/>
           </w:tcPr>
           <w:p>
             <w:pPr>
-              <w:spacing w:line="276" w:lineRule="auto"/>
               <w:rPr>
                 <w:rFonts w:cs="Times New Roman"/>
                 <w:szCs w:val="26"/>
@@ -1989,10 +1971,10 @@
         <w:tc>
           <w:tcPr>
             <w:tcW w:w="1980" w:type="dxa"/>
+            <w:vAlign w:val="center"/>
           </w:tcPr>
           <w:p>
             <w:pPr>
-              <w:spacing w:line="276" w:lineRule="auto"/>
               <w:rPr>
                 <w:rFonts w:cs="Times New Roman"/>
                 <w:szCs w:val="26"/>
@@ -2010,10 +1992,10 @@
         <w:tc>
           <w:tcPr>
             <w:tcW w:w="1276" w:type="dxa"/>
+            <w:vAlign w:val="center"/>
           </w:tcPr>
           <w:p>
             <w:pPr>
-              <w:spacing w:line="276" w:lineRule="auto"/>
               <w:jc w:val="center"/>
               <w:rPr>
                 <w:rFonts w:cs="Times New Roman"/>
@@ -2032,10 +2014,11 @@
         <w:tc>
           <w:tcPr>
             <w:tcW w:w="1701" w:type="dxa"/>
+            <w:vAlign w:val="center"/>
           </w:tcPr>
           <w:p>
             <w:pPr>
-              <w:spacing w:line="276" w:lineRule="auto"/>
+              <w:jc w:val="center"/>
               <w:rPr>
                 <w:rFonts w:cs="Times New Roman"/>
                 <w:szCs w:val="26"/>
@@ -2053,10 +2036,10 @@
         <w:tc>
           <w:tcPr>
             <w:tcW w:w="2551" w:type="dxa"/>
+            <w:vAlign w:val="center"/>
           </w:tcPr>
           <w:p>
             <w:pPr>
-              <w:spacing w:line="276" w:lineRule="auto"/>
               <w:rPr>
                 <w:rFonts w:cs="Times New Roman"/>
                 <w:szCs w:val="26"/>
@@ -2067,10 +2050,10 @@
         <w:tc>
           <w:tcPr>
             <w:tcW w:w="1508" w:type="dxa"/>
+            <w:vAlign w:val="center"/>
           </w:tcPr>
           <w:p>
             <w:pPr>
-              <w:spacing w:line="276" w:lineRule="auto"/>
               <w:rPr>
                 <w:rFonts w:cs="Times New Roman"/>
                 <w:szCs w:val="26"/>
@@ -2083,10 +2066,10 @@
         <w:tc>
           <w:tcPr>
             <w:tcW w:w="1980" w:type="dxa"/>
+            <w:vAlign w:val="center"/>
           </w:tcPr>
           <w:p>
             <w:pPr>
-              <w:spacing w:line="276" w:lineRule="auto"/>
               <w:rPr>
                 <w:rFonts w:cs="Times New Roman"/>
                 <w:szCs w:val="26"/>
@@ -2104,10 +2087,10 @@
         <w:tc>
           <w:tcPr>
             <w:tcW w:w="1276" w:type="dxa"/>
+            <w:vAlign w:val="center"/>
           </w:tcPr>
           <w:p>
             <w:pPr>
-              <w:spacing w:line="276" w:lineRule="auto"/>
               <w:jc w:val="center"/>
               <w:rPr>
                 <w:rFonts w:cs="Times New Roman"/>
@@ -2126,10 +2109,11 @@
         <w:tc>
           <w:tcPr>
             <w:tcW w:w="1701" w:type="dxa"/>
+            <w:vAlign w:val="center"/>
           </w:tcPr>
           <w:p>
             <w:pPr>
-              <w:spacing w:line="276" w:lineRule="auto"/>
+              <w:jc w:val="center"/>
               <w:rPr>
                 <w:rFonts w:cs="Times New Roman"/>
                 <w:szCs w:val="26"/>
@@ -2147,10 +2131,10 @@
         <w:tc>
           <w:tcPr>
             <w:tcW w:w="2551" w:type="dxa"/>
+            <w:vAlign w:val="center"/>
           </w:tcPr>
           <w:p>
             <w:pPr>
-              <w:spacing w:line="276" w:lineRule="auto"/>
               <w:rPr>
                 <w:rFonts w:cs="Times New Roman"/>
                 <w:szCs w:val="26"/>
@@ -2161,10 +2145,10 @@
         <w:tc>
           <w:tcPr>
             <w:tcW w:w="1508" w:type="dxa"/>
+            <w:vAlign w:val="center"/>
           </w:tcPr>
           <w:p>
             <w:pPr>
-              <w:spacing w:line="276" w:lineRule="auto"/>
               <w:rPr>
                 <w:rFonts w:cs="Times New Roman"/>
                 <w:szCs w:val="26"/>
@@ -2177,10 +2161,10 @@
         <w:tc>
           <w:tcPr>
             <w:tcW w:w="1980" w:type="dxa"/>
+            <w:vAlign w:val="center"/>
           </w:tcPr>
           <w:p>
             <w:pPr>
-              <w:spacing w:line="276" w:lineRule="auto"/>
               <w:rPr>
                 <w:rFonts w:cs="Times New Roman"/>
                 <w:szCs w:val="26"/>
@@ -2198,10 +2182,10 @@
         <w:tc>
           <w:tcPr>
             <w:tcW w:w="1276" w:type="dxa"/>
+            <w:vAlign w:val="center"/>
           </w:tcPr>
           <w:p>
             <w:pPr>
-              <w:spacing w:line="276" w:lineRule="auto"/>
               <w:jc w:val="center"/>
               <w:rPr>
                 <w:rFonts w:cs="Times New Roman"/>
@@ -2220,10 +2204,11 @@
         <w:tc>
           <w:tcPr>
             <w:tcW w:w="1701" w:type="dxa"/>
+            <w:vAlign w:val="center"/>
           </w:tcPr>
           <w:p>
             <w:pPr>
-              <w:spacing w:line="276" w:lineRule="auto"/>
+              <w:jc w:val="center"/>
               <w:rPr>
                 <w:rFonts w:cs="Times New Roman"/>
                 <w:szCs w:val="26"/>
@@ -2241,10 +2226,10 @@
         <w:tc>
           <w:tcPr>
             <w:tcW w:w="2551" w:type="dxa"/>
+            <w:vAlign w:val="center"/>
           </w:tcPr>
           <w:p>
             <w:pPr>
-              <w:spacing w:line="276" w:lineRule="auto"/>
               <w:rPr>
                 <w:rFonts w:cs="Times New Roman"/>
                 <w:szCs w:val="26"/>
@@ -2255,10 +2240,11 @@
         <w:tc>
           <w:tcPr>
             <w:tcW w:w="1508" w:type="dxa"/>
+            <w:vAlign w:val="center"/>
           </w:tcPr>
           <w:p>
             <w:pPr>
-              <w:spacing w:line="276" w:lineRule="auto"/>
+              <w:keepNext/>
               <w:rPr>
                 <w:rFonts w:cs="Times New Roman"/>
                 <w:szCs w:val="26"/>
@@ -2274,25 +2260,70 @@
         <w:jc w:val="center"/>
         <w:rPr>
           <w:rFonts w:cs="Times New Roman"/>
-          <w:szCs w:val="26"/>
-        </w:rPr>
-      </w:pPr>
-      <w:r>
-        <w:rPr>
-          <w:rFonts w:cs="Times New Roman"/>
-          <w:szCs w:val="26"/>
-        </w:rPr>
-        <w:t>Bảng 1.1. Bảng phân công công việc và đánh giá</w:t>
-      </w:r>
-    </w:p>
-    <w:p>
-      <w:pPr>
-        <w:spacing w:line="360" w:lineRule="auto"/>
-        <w:rPr>
-          <w:rFonts w:cs="Times New Roman"/>
-          <w:szCs w:val="26"/>
-        </w:rPr>
-      </w:pPr>
+          <w:i/>
+          <w:iCs/>
+          <w:szCs w:val="26"/>
+        </w:rPr>
+      </w:pPr>
+      <w:r>
+        <w:rPr>
+          <w:i/>
+          <w:iCs/>
+        </w:rPr>
+        <w:t>Bảng 1.</w:t>
+      </w:r>
+      <w:r>
+        <w:rPr>
+          <w:i/>
+          <w:iCs/>
+        </w:rPr>
+        <w:fldChar w:fldCharType="begin"/>
+      </w:r>
+      <w:r>
+        <w:rPr>
+          <w:i/>
+          <w:iCs/>
+        </w:rPr>
+        <w:instrText xml:space="preserve"> SEQ Bảng \* ARABIC \s 1 </w:instrText>
+      </w:r>
+      <w:r>
+        <w:rPr>
+          <w:i/>
+          <w:iCs/>
+        </w:rPr>
+        <w:fldChar w:fldCharType="separate"/>
+      </w:r>
+      <w:r>
+        <w:rPr>
+          <w:i/>
+          <w:iCs/>
+          <w:noProof/>
+        </w:rPr>
+        <w:t>1</w:t>
+      </w:r>
+      <w:r>
+        <w:rPr>
+          <w:i/>
+          <w:iCs/>
+        </w:rPr>
+        <w:fldChar w:fldCharType="end"/>
+      </w:r>
+      <w:r>
+        <w:rPr>
+          <w:i/>
+          <w:iCs/>
+        </w:rPr>
+        <w:t xml:space="preserve">. </w:t>
+      </w:r>
+      <w:r>
+        <w:rPr>
+          <w:rFonts w:cs="Times New Roman"/>
+          <w:i/>
+          <w:iCs/>
+          <w:szCs w:val="26"/>
+        </w:rPr>
+        <w:t>Bảng phân công công việc và đánh giá</w:t>
+      </w:r>
     </w:p>
     <w:p>
       <w:pPr>
@@ -2461,16 +2492,7 @@
           <w:bCs/>
           <w:szCs w:val="26"/>
         </w:rPr>
-        <w:t>Mục tiêu nghiên cứu của Đồ án</w:t>
-      </w:r>
-      <w:r>
-        <w:rPr>
-          <w:rFonts w:cs="Times New Roman"/>
-          <w:b/>
-          <w:bCs/>
-          <w:szCs w:val="26"/>
-        </w:rPr>
-        <w:t>:</w:t>
+        <w:t>Mục tiêu nghiên cứu của Đồ án:</w:t>
       </w:r>
     </w:p>
     <w:p>
@@ -4010,7 +4032,7 @@
     </w:p>
     <w:p>
       <w:pPr>
-        <w:spacing w:line="360" w:lineRule="auto"/>
+        <w:spacing w:after="0" w:line="360" w:lineRule="auto"/>
         <w:jc w:val="center"/>
         <w:rPr>
           <w:b/>
@@ -4049,15 +4071,15 @@
     <w:p>
       <w:pPr>
         <w:pStyle w:val="Heading1"/>
-        <w:spacing w:before="120" w:after="120"/>
+        <w:spacing w:before="240" w:after="0" w:line="360" w:lineRule="auto"/>
       </w:pPr>
       <w:bookmarkStart w:id="0" w:name="_Toc237873546"/>
       <w:r>
         <w:lastRenderedPageBreak/>
-        <w:t xml:space="preserve">Chương </w:t>
-      </w:r>
-      <w:r>
-        <w:t>1:</w:t>
+        <w:t>CHƯƠNG 1</w:t>
+      </w:r>
+      <w:r>
+        <w:t>:</w:t>
       </w:r>
       <w:r>
         <w:t xml:space="preserve"> </w:t>
@@ -4297,12 +4319,15 @@
     <w:p>
       <w:pPr>
         <w:pStyle w:val="Heading1"/>
-        <w:spacing w:before="120" w:after="120"/>
+        <w:spacing w:before="240" w:after="0" w:line="360" w:lineRule="auto"/>
       </w:pPr>
       <w:bookmarkStart w:id="5" w:name="_Toc237873551"/>
       <w:r>
         <w:lastRenderedPageBreak/>
-        <w:t xml:space="preserve">Chương </w:t>
+        <w:t>CHƯƠNG</w:t>
+      </w:r>
+      <w:r>
+        <w:t xml:space="preserve"> </w:t>
       </w:r>
       <w:r>
         <w:t>2:</w:t>
@@ -4512,12 +4537,15 @@
     <w:p>
       <w:pPr>
         <w:pStyle w:val="Heading1"/>
-        <w:spacing w:before="120" w:after="120"/>
+        <w:spacing w:before="120" w:after="120" w:line="360" w:lineRule="auto"/>
       </w:pPr>
       <w:bookmarkStart w:id="6" w:name="_Toc237873552"/>
       <w:r>
         <w:lastRenderedPageBreak/>
-        <w:t xml:space="preserve">Chương </w:t>
+        <w:t>CHƯƠNG</w:t>
+      </w:r>
+      <w:r>
+        <w:t xml:space="preserve"> </w:t>
       </w:r>
       <w:r>
         <w:t>3:</w:t>
@@ -5048,27 +5076,25 @@
       <w:r>
         <w:t xml:space="preserve">Bảng </w:t>
       </w:r>
-      <w:r>
-        <w:fldChar w:fldCharType="begin"/>
-      </w:r>
-      <w:r>
-        <w:instrText xml:space="preserve"> SEQ Bảng \* ARABIC </w:instrText>
-      </w:r>
-      <w:r>
-        <w:fldChar w:fldCharType="separate"/>
-      </w:r>
-      <w:r>
-        <w:rPr>
-          <w:noProof/>
-        </w:rPr>
-        <w:t>1</w:t>
-      </w:r>
-      <w:r>
-        <w:rPr>
-          <w:noProof/>
-        </w:rPr>
-        <w:fldChar w:fldCharType="end"/>
-      </w:r>
+      <w:fldSimple w:instr=" STYLEREF 1 \s ">
+        <w:r>
+          <w:rPr>
+            <w:noProof/>
+          </w:rPr>
+          <w:t>0</w:t>
+        </w:r>
+      </w:fldSimple>
+      <w:r>
+        <w:t>.</w:t>
+      </w:r>
+      <w:fldSimple w:instr=" SEQ Bảng \* ARABIC \s 1 ">
+        <w:r>
+          <w:rPr>
+            <w:noProof/>
+          </w:rPr>
+          <w:t>1</w:t>
+        </w:r>
+      </w:fldSimple>
       <w:r>
         <w:t xml:space="preserve">. Một bảng ví dụ cho cách gán </w:t>
       </w:r>
@@ -5205,12 +5231,15 @@
     <w:p>
       <w:pPr>
         <w:pStyle w:val="Heading1"/>
-        <w:spacing w:before="120" w:after="120"/>
+        <w:spacing w:before="120" w:after="120" w:line="360" w:lineRule="auto"/>
       </w:pPr>
       <w:bookmarkStart w:id="10" w:name="_Toc237873556"/>
       <w:r>
         <w:lastRenderedPageBreak/>
-        <w:t xml:space="preserve">Chương </w:t>
+        <w:t>CHƯƠNG</w:t>
+      </w:r>
+      <w:r>
+        <w:t xml:space="preserve"> </w:t>
       </w:r>
       <w:r>
         <w:t>4:</w:t>
@@ -5330,7 +5359,7 @@
     <w:p>
       <w:pPr>
         <w:pStyle w:val="Heading1"/>
-        <w:spacing w:before="120" w:after="120"/>
+        <w:spacing w:before="120" w:after="120" w:line="360" w:lineRule="auto"/>
       </w:pPr>
       <w:r>
         <w:rPr>
@@ -5475,7 +5504,7 @@
 </file>
 
 <file path=word/endnotes.xml><?xml version="1.0" encoding="utf-8"?>
-<w:endnotes xmlns:wpc="http://schemas.microsoft.com/office/word/2010/wordprocessingCanvas" xmlns:cx="http://schemas.microsoft.com/office/drawing/2014/chartex" xmlns:cx1="http://schemas.microsoft.com/office/drawing/2015/9/8/chartex" xmlns:cx2="http://schemas.microsoft.com/office/drawing/2015/10/21/chartex" xmlns:cx3="http://schemas.microsoft.com/office/drawing/2016/5/9/chartex" xmlns:cx4="http://schemas.microsoft.com/office/drawing/2016/5/10/chartex" xmlns:cx5="http://schemas.microsoft.com/office/drawing/2016/5/11/chartex" xmlns:cx6="http://schemas.microsoft.com/office/drawing/2016/5/12/chartex" xmlns:cx7="http://schemas.microsoft.com/office/drawing/2016/5/13/chartex" xmlns:cx8="http://schemas.microsoft.com/office/drawing/2016/5/14/chartex" xmlns:mc="http://schemas.openxmlformats.org/markup-compatibility/2006" xmlns:aink="http://schemas.microsoft.com/office/drawing/2016/ink" xmlns:am3d="http://schemas.microsoft.com/office/drawing/2017/model3d" xmlns:o="urn:schemas-microsoft-com:office:office" xmlns:oel="http://schemas.microsoft.com/office/2019/extlst" xmlns:r="http://schemas.openxmlformats.org/officeDocument/2006/relationships" xmlns:m="http://schemas.openxmlformats.org/officeDocument/2006/math" xmlns:v="urn:schemas-microsoft-com:vml" xmlns:wp14="http://schemas.microsoft.com/office/word/2010/wordprocessingDrawing" xmlns:wp="http://schemas.openxmlformats.org/drawingml/2006/wordprocessingDrawing" xmlns:w10="urn:schemas-microsoft-com:office:word" xmlns:w="http://schemas.openxmlformats.org/wordprocessingml/2006/main" xmlns:w14="http://schemas.microsoft.com/office/word/2010/wordml" xmlns:w15="http://schemas.microsoft.com/office/word/2012/wordml" xmlns:w16cei="http://schemas.microsoft.com/office/word/2026/wordml/cei" xmlns:w16cex="http://schemas.microsoft.com/office/word/2018/wordml/cex" xmlns:w16cid="http://schemas.microsoft.com/office/word/2016/wordml/cid" xmlns:w16="http://schemas.microsoft.com/office/word/2018/wordml" xmlns:w16du="http://schemas.microsoft.com/office/word/2023/wordml/word16du" xmlns:w16sdtdh="http://schemas.microsoft.com/office/word/2020/wordml/sdtdatahash" xmlns:w16sdtfl="http://schemas.microsoft.com/office/word/2024/wordml/sdtformatlock" xmlns:w16se="http://schemas.microsoft.com/office/word/2015/wordml/symex" xmlns:wpg="http://schemas.microsoft.com/office/word/2010/wordprocessingGroup" xmlns:wpi="http://schemas.microsoft.com/office/word/2010/wordprocessingInk" xmlns:wne="http://schemas.microsoft.com/office/word/2006/wordml" xmlns:wps="http://schemas.microsoft.com/office/word/2010/wordprocessingShape" mc:Ignorable="w14 w15 w16se w16cid w16 w16cex w16sdtdh w16sdtfl w16du wp14">
+<w:endnotes xmlns:wpc="http://schemas.microsoft.com/office/word/2010/wordprocessingCanvas" xmlns:cx="http://schemas.microsoft.com/office/drawing/2014/chartex" xmlns:cx1="http://schemas.microsoft.com/office/drawing/2015/9/8/chartex" xmlns:cx2="http://schemas.microsoft.com/office/drawing/2015/10/21/chartex" xmlns:cx3="http://schemas.microsoft.com/office/drawing/2016/5/9/chartex" xmlns:cx4="http://schemas.microsoft.com/office/drawing/2016/5/10/chartex" xmlns:cx5="http://schemas.microsoft.com/office/drawing/2016/5/11/chartex" xmlns:cx6="http://schemas.microsoft.com/office/drawing/2016/5/12/chartex" xmlns:cx7="http://schemas.microsoft.com/office/drawing/2016/5/13/chartex" xmlns:cx8="http://schemas.microsoft.com/office/drawing/2016/5/14/chartex" xmlns:mc="http://schemas.openxmlformats.org/markup-compatibility/2006" xmlns:aink="http://schemas.microsoft.com/office/drawing/2016/ink" xmlns:am3d="http://schemas.microsoft.com/office/drawing/2017/model3d" xmlns:o="urn:schemas-microsoft-com:office:office" xmlns:oel="http://schemas.microsoft.com/office/2019/extlst" xmlns:r="http://schemas.openxmlformats.org/officeDocument/2006/relationships" xmlns:m="http://schemas.openxmlformats.org/officeDocument/2006/math" xmlns:v="urn:schemas-microsoft-com:vml" xmlns:wp14="http://schemas.microsoft.com/office/word/2010/wordprocessingDrawing" xmlns:wp="http://schemas.openxmlformats.org/drawingml/2006/wordprocessingDrawing" xmlns:w10="urn:schemas-microsoft-com:office:word" xmlns:w="http://schemas.openxmlformats.org/wordprocessingml/2006/main" xmlns:w14="http://schemas.microsoft.com/office/word/2010/wordml" xmlns:w15="http://schemas.microsoft.com/office/word/2012/wordml" xmlns:w16cex="http://schemas.microsoft.com/office/word/2018/wordml/cex" xmlns:w16cid="http://schemas.microsoft.com/office/word/2016/wordml/cid" xmlns:w16="http://schemas.microsoft.com/office/word/2018/wordml" xmlns:w16du="http://schemas.microsoft.com/office/word/2023/wordml/word16du" xmlns:w16sdtdh="http://schemas.microsoft.com/office/word/2020/wordml/sdtdatahash" xmlns:w16sdtfl="http://schemas.microsoft.com/office/word/2024/wordml/sdtformatlock" xmlns:w16se="http://schemas.microsoft.com/office/word/2015/wordml/symex" xmlns:wpg="http://schemas.microsoft.com/office/word/2010/wordprocessingGroup" xmlns:wpi="http://schemas.microsoft.com/office/word/2010/wordprocessingInk" xmlns:wne="http://schemas.microsoft.com/office/word/2006/wordml" xmlns:wps="http://schemas.microsoft.com/office/word/2010/wordprocessingShape" mc:Ignorable="w14 w15 w16se w16cid w16 w16cex w16sdtdh w16sdtfl w16du wp14">
   <w:endnote w:type="separator" w:id="-1">
     <w:p>
       <w:pPr>
@@ -5500,7 +5529,7 @@
 </file>
 
 <file path=word/footer1.xml><?xml version="1.0" encoding="utf-8"?>
-<w:ftr xmlns:wpc="http://schemas.microsoft.com/office/word/2010/wordprocessingCanvas" xmlns:cx="http://schemas.microsoft.com/office/drawing/2014/chartex" xmlns:cx1="http://schemas.microsoft.com/office/drawing/2015/9/8/chartex" xmlns:cx2="http://schemas.microsoft.com/office/drawing/2015/10/21/chartex" xmlns:cx3="http://schemas.microsoft.com/office/drawing/2016/5/9/chartex" xmlns:cx4="http://schemas.microsoft.com/office/drawing/2016/5/10/chartex" xmlns:cx5="http://schemas.microsoft.com/office/drawing/2016/5/11/chartex" xmlns:cx6="http://schemas.microsoft.com/office/drawing/2016/5/12/chartex" xmlns:cx7="http://schemas.microsoft.com/office/drawing/2016/5/13/chartex" xmlns:cx8="http://schemas.microsoft.com/office/drawing/2016/5/14/chartex" xmlns:mc="http://schemas.openxmlformats.org/markup-compatibility/2006" xmlns:aink="http://schemas.microsoft.com/office/drawing/2016/ink" xmlns:am3d="http://schemas.microsoft.com/office/drawing/2017/model3d" xmlns:o="urn:schemas-microsoft-com:office:office" xmlns:oel="http://schemas.microsoft.com/office/2019/extlst" xmlns:r="http://schemas.openxmlformats.org/officeDocument/2006/relationships" xmlns:m="http://schemas.openxmlformats.org/officeDocument/2006/math" xmlns:v="urn:schemas-microsoft-com:vml" xmlns:wp14="http://schemas.microsoft.com/office/word/2010/wordprocessingDrawing" xmlns:wp="http://schemas.openxmlformats.org/drawingml/2006/wordprocessingDrawing" xmlns:w10="urn:schemas-microsoft-com:office:word" xmlns:w="http://schemas.openxmlformats.org/wordprocessingml/2006/main" xmlns:w14="http://schemas.microsoft.com/office/word/2010/wordml" xmlns:w15="http://schemas.microsoft.com/office/word/2012/wordml" xmlns:w16cei="http://schemas.microsoft.com/office/word/2026/wordml/cei" xmlns:w16cex="http://schemas.microsoft.com/office/word/2018/wordml/cex" xmlns:w16cid="http://schemas.microsoft.com/office/word/2016/wordml/cid" xmlns:w16="http://schemas.microsoft.com/office/word/2018/wordml" xmlns:w16du="http://schemas.microsoft.com/office/word/2023/wordml/word16du" xmlns:w16sdtdh="http://schemas.microsoft.com/office/word/2020/wordml/sdtdatahash" xmlns:w16sdtfl="http://schemas.microsoft.com/office/word/2024/wordml/sdtformatlock" xmlns:w16se="http://schemas.microsoft.com/office/word/2015/wordml/symex" xmlns:wpg="http://schemas.microsoft.com/office/word/2010/wordprocessingGroup" xmlns:wpi="http://schemas.microsoft.com/office/word/2010/wordprocessingInk" xmlns:wne="http://schemas.microsoft.com/office/word/2006/wordml" xmlns:wps="http://schemas.microsoft.com/office/word/2010/wordprocessingShape" mc:Ignorable="w14 w15 w16se w16cid w16 w16cex w16sdtdh w16sdtfl w16du wp14">
+<w:ftr xmlns:wpc="http://schemas.microsoft.com/office/word/2010/wordprocessingCanvas" xmlns:cx="http://schemas.microsoft.com/office/drawing/2014/chartex" xmlns:cx1="http://schemas.microsoft.com/office/drawing/2015/9/8/chartex" xmlns:cx2="http://schemas.microsoft.com/office/drawing/2015/10/21/chartex" xmlns:cx3="http://schemas.microsoft.com/office/drawing/2016/5/9/chartex" xmlns:cx4="http://schemas.microsoft.com/office/drawing/2016/5/10/chartex" xmlns:cx5="http://schemas.microsoft.com/office/drawing/2016/5/11/chartex" xmlns:cx6="http://schemas.microsoft.com/office/drawing/2016/5/12/chartex" xmlns:cx7="http://schemas.microsoft.com/office/drawing/2016/5/13/chartex" xmlns:cx8="http://schemas.microsoft.com/office/drawing/2016/5/14/chartex" xmlns:mc="http://schemas.openxmlformats.org/markup-compatibility/2006" xmlns:aink="http://schemas.microsoft.com/office/drawing/2016/ink" xmlns:am3d="http://schemas.microsoft.com/office/drawing/2017/model3d" xmlns:o="urn:schemas-microsoft-com:office:office" xmlns:oel="http://schemas.microsoft.com/office/2019/extlst" xmlns:r="http://schemas.openxmlformats.org/officeDocument/2006/relationships" xmlns:m="http://schemas.openxmlformats.org/officeDocument/2006/math" xmlns:v="urn:schemas-microsoft-com:vml" xmlns:wp14="http://schemas.microsoft.com/office/word/2010/wordprocessingDrawing" xmlns:wp="http://schemas.openxmlformats.org/drawingml/2006/wordprocessingDrawing" xmlns:w10="urn:schemas-microsoft-com:office:word" xmlns:w="http://schemas.openxmlformats.org/wordprocessingml/2006/main" xmlns:w14="http://schemas.microsoft.com/office/word/2010/wordml" xmlns:w15="http://schemas.microsoft.com/office/word/2012/wordml" xmlns:w16cex="http://schemas.microsoft.com/office/word/2018/wordml/cex" xmlns:w16cid="http://schemas.microsoft.com/office/word/2016/wordml/cid" xmlns:w16="http://schemas.microsoft.com/office/word/2018/wordml" xmlns:w16du="http://schemas.microsoft.com/office/word/2023/wordml/word16du" xmlns:w16sdtdh="http://schemas.microsoft.com/office/word/2020/wordml/sdtdatahash" xmlns:w16sdtfl="http://schemas.microsoft.com/office/word/2024/wordml/sdtformatlock" xmlns:w16se="http://schemas.microsoft.com/office/word/2015/wordml/symex" xmlns:wpg="http://schemas.microsoft.com/office/word/2010/wordprocessingGroup" xmlns:wpi="http://schemas.microsoft.com/office/word/2010/wordprocessingInk" xmlns:wne="http://schemas.microsoft.com/office/word/2006/wordml" xmlns:wps="http://schemas.microsoft.com/office/word/2010/wordprocessingShape" mc:Ignorable="w14 w15 w16se w16cid w16 w16cex w16sdtdh w16sdtfl w16du wp14">
   <w:sdt>
     <w:sdtPr>
       <w:id w:val="643087040"/>
@@ -5563,7 +5592,7 @@
 </file>
 
 <file path=word/footnotes.xml><?xml version="1.0" encoding="utf-8"?>
-<w:footnotes xmlns:wpc="http://schemas.microsoft.com/office/word/2010/wordprocessingCanvas" xmlns:cx="http://schemas.microsoft.com/office/drawing/2014/chartex" xmlns:cx1="http://schemas.microsoft.com/office/drawing/2015/9/8/chartex" xmlns:cx2="http://schemas.microsoft.com/office/drawing/2015/10/21/chartex" xmlns:cx3="http://schemas.microsoft.com/office/drawing/2016/5/9/chartex" xmlns:cx4="http://schemas.microsoft.com/office/drawing/2016/5/10/chartex" xmlns:cx5="http://schemas.microsoft.com/office/drawing/2016/5/11/chartex" xmlns:cx6="http://schemas.microsoft.com/office/drawing/2016/5/12/chartex" xmlns:cx7="http://schemas.microsoft.com/office/drawing/2016/5/13/chartex" xmlns:cx8="http://schemas.microsoft.com/office/drawing/2016/5/14/chartex" xmlns:mc="http://schemas.openxmlformats.org/markup-compatibility/2006" xmlns:aink="http://schemas.microsoft.com/office/drawing/2016/ink" xmlns:am3d="http://schemas.microsoft.com/office/drawing/2017/model3d" xmlns:o="urn:schemas-microsoft-com:office:office" xmlns:oel="http://schemas.microsoft.com/office/2019/extlst" xmlns:r="http://schemas.openxmlformats.org/officeDocument/2006/relationships" xmlns:m="http://schemas.openxmlformats.org/officeDocument/2006/math" xmlns:v="urn:schemas-microsoft-com:vml" xmlns:wp14="http://schemas.microsoft.com/office/word/2010/wordprocessingDrawing" xmlns:wp="http://schemas.openxmlformats.org/drawingml/2006/wordprocessingDrawing" xmlns:w10="urn:schemas-microsoft-com:office:word" xmlns:w="http://schemas.openxmlformats.org/wordprocessingml/2006/main" xmlns:w14="http://schemas.microsoft.com/office/word/2010/wordml" xmlns:w15="http://schemas.microsoft.com/office/word/2012/wordml" xmlns:w16cei="http://schemas.microsoft.com/office/word/2026/wordml/cei" xmlns:w16cex="http://schemas.microsoft.com/office/word/2018/wordml/cex" xmlns:w16cid="http://schemas.microsoft.com/office/word/2016/wordml/cid" xmlns:w16="http://schemas.microsoft.com/office/word/2018/wordml" xmlns:w16du="http://schemas.microsoft.com/office/word/2023/wordml/word16du" xmlns:w16sdtdh="http://schemas.microsoft.com/office/word/2020/wordml/sdtdatahash" xmlns:w16sdtfl="http://schemas.microsoft.com/office/word/2024/wordml/sdtformatlock" xmlns:w16se="http://schemas.microsoft.com/office/word/2015/wordml/symex" xmlns:wpg="http://schemas.microsoft.com/office/word/2010/wordprocessingGroup" xmlns:wpi="http://schemas.microsoft.com/office/word/2010/wordprocessingInk" xmlns:wne="http://schemas.microsoft.com/office/word/2006/wordml" xmlns:wps="http://schemas.microsoft.com/office/word/2010/wordprocessingShape" mc:Ignorable="w14 w15 w16se w16cid w16 w16cex w16sdtdh w16sdtfl w16du wp14">
+<w:footnotes xmlns:wpc="http://schemas.microsoft.com/office/word/2010/wordprocessingCanvas" xmlns:cx="http://schemas.microsoft.com/office/drawing/2014/chartex" xmlns:cx1="http://schemas.microsoft.com/office/drawing/2015/9/8/chartex" xmlns:cx2="http://schemas.microsoft.com/office/drawing/2015/10/21/chartex" xmlns:cx3="http://schemas.microsoft.com/office/drawing/2016/5/9/chartex" xmlns:cx4="http://schemas.microsoft.com/office/drawing/2016/5/10/chartex" xmlns:cx5="http://schemas.microsoft.com/office/drawing/2016/5/11/chartex" xmlns:cx6="http://schemas.microsoft.com/office/drawing/2016/5/12/chartex" xmlns:cx7="http://schemas.microsoft.com/office/drawing/2016/5/13/chartex" xmlns:cx8="http://schemas.microsoft.com/office/drawing/2016/5/14/chartex" xmlns:mc="http://schemas.openxmlformats.org/markup-compatibility/2006" xmlns:aink="http://schemas.microsoft.com/office/drawing/2016/ink" xmlns:am3d="http://schemas.microsoft.com/office/drawing/2017/model3d" xmlns:o="urn:schemas-microsoft-com:office:office" xmlns:oel="http://schemas.microsoft.com/office/2019/extlst" xmlns:r="http://schemas.openxmlformats.org/officeDocument/2006/relationships" xmlns:m="http://schemas.openxmlformats.org/officeDocument/2006/math" xmlns:v="urn:schemas-microsoft-com:vml" xmlns:wp14="http://schemas.microsoft.com/office/word/2010/wordprocessingDrawing" xmlns:wp="http://schemas.openxmlformats.org/drawingml/2006/wordprocessingDrawing" xmlns:w10="urn:schemas-microsoft-com:office:word" xmlns:w="http://schemas.openxmlformats.org/wordprocessingml/2006/main" xmlns:w14="http://schemas.microsoft.com/office/word/2010/wordml" xmlns:w15="http://schemas.microsoft.com/office/word/2012/wordml" xmlns:w16cex="http://schemas.microsoft.com/office/word/2018/wordml/cex" xmlns:w16cid="http://schemas.microsoft.com/office/word/2016/wordml/cid" xmlns:w16="http://schemas.microsoft.com/office/word/2018/wordml" xmlns:w16du="http://schemas.microsoft.com/office/word/2023/wordml/word16du" xmlns:w16sdtdh="http://schemas.microsoft.com/office/word/2020/wordml/sdtdatahash" xmlns:w16sdtfl="http://schemas.microsoft.com/office/word/2024/wordml/sdtformatlock" xmlns:w16se="http://schemas.microsoft.com/office/word/2015/wordml/symex" xmlns:wpg="http://schemas.microsoft.com/office/word/2010/wordprocessingGroup" xmlns:wpi="http://schemas.microsoft.com/office/word/2010/wordprocessingInk" xmlns:wne="http://schemas.microsoft.com/office/word/2006/wordml" xmlns:wps="http://schemas.microsoft.com/office/word/2010/wordprocessingShape" mc:Ignorable="w14 w15 w16se w16cid w16 w16cex w16sdtdh w16sdtfl w16du wp14">
   <w:footnote w:type="separator" w:id="-1">
     <w:p>
       <w:pPr>
@@ -5588,7 +5617,7 @@
 </file>
 
 <file path=word/header1.xml><?xml version="1.0" encoding="utf-8"?>
-<w:hdr xmlns:wpc="http://schemas.microsoft.com/office/word/2010/wordprocessingCanvas" xmlns:cx="http://schemas.microsoft.com/office/drawing/2014/chartex" xmlns:cx1="http://schemas.microsoft.com/office/drawing/2015/9/8/chartex" xmlns:cx2="http://schemas.microsoft.com/office/drawing/2015/10/21/chartex" xmlns:cx3="http://schemas.microsoft.com/office/drawing/2016/5/9/chartex" xmlns:cx4="http://schemas.microsoft.com/office/drawing/2016/5/10/chartex" xmlns:cx5="http://schemas.microsoft.com/office/drawing/2016/5/11/chartex" xmlns:cx6="http://schemas.microsoft.com/office/drawing/2016/5/12/chartex" xmlns:cx7="http://schemas.microsoft.com/office/drawing/2016/5/13/chartex" xmlns:cx8="http://schemas.microsoft.com/office/drawing/2016/5/14/chartex" xmlns:mc="http://schemas.openxmlformats.org/markup-compatibility/2006" xmlns:aink="http://schemas.microsoft.com/office/drawing/2016/ink" xmlns:am3d="http://schemas.microsoft.com/office/drawing/2017/model3d" xmlns:o="urn:schemas-microsoft-com:office:office" xmlns:oel="http://schemas.microsoft.com/office/2019/extlst" xmlns:r="http://schemas.openxmlformats.org/officeDocument/2006/relationships" xmlns:m="http://schemas.openxmlformats.org/officeDocument/2006/math" xmlns:v="urn:schemas-microsoft-com:vml" xmlns:wp14="http://schemas.microsoft.com/office/word/2010/wordprocessingDrawing" xmlns:wp="http://schemas.openxmlformats.org/drawingml/2006/wordprocessingDrawing" xmlns:w10="urn:schemas-microsoft-com:office:word" xmlns:w="http://schemas.openxmlformats.org/wordprocessingml/2006/main" xmlns:w14="http://schemas.microsoft.com/office/word/2010/wordml" xmlns:w15="http://schemas.microsoft.com/office/word/2012/wordml" xmlns:w16cei="http://schemas.microsoft.com/office/word/2026/wordml/cei" xmlns:w16cex="http://schemas.microsoft.com/office/word/2018/wordml/cex" xmlns:w16cid="http://schemas.microsoft.com/office/word/2016/wordml/cid" xmlns:w16="http://schemas.microsoft.com/office/word/2018/wordml" xmlns:w16du="http://schemas.microsoft.com/office/word/2023/wordml/word16du" xmlns:w16sdtdh="http://schemas.microsoft.com/office/word/2020/wordml/sdtdatahash" xmlns:w16sdtfl="http://schemas.microsoft.com/office/word/2024/wordml/sdtformatlock" xmlns:w16se="http://schemas.microsoft.com/office/word/2015/wordml/symex" xmlns:wpg="http://schemas.microsoft.com/office/word/2010/wordprocessingGroup" xmlns:wpi="http://schemas.microsoft.com/office/word/2010/wordprocessingInk" xmlns:wne="http://schemas.microsoft.com/office/word/2006/wordml" xmlns:wps="http://schemas.microsoft.com/office/word/2010/wordprocessingShape" mc:Ignorable="w14 w15 w16se w16cid w16 w16cex w16sdtdh w16sdtfl w16du wp14">
+<w:hdr xmlns:wpc="http://schemas.microsoft.com/office/word/2010/wordprocessingCanvas" xmlns:cx="http://schemas.microsoft.com/office/drawing/2014/chartex" xmlns:cx1="http://schemas.microsoft.com/office/drawing/2015/9/8/chartex" xmlns:cx2="http://schemas.microsoft.com/office/drawing/2015/10/21/chartex" xmlns:cx3="http://schemas.microsoft.com/office/drawing/2016/5/9/chartex" xmlns:cx4="http://schemas.microsoft.com/office/drawing/2016/5/10/chartex" xmlns:cx5="http://schemas.microsoft.com/office/drawing/2016/5/11/chartex" xmlns:cx6="http://schemas.microsoft.com/office/drawing/2016/5/12/chartex" xmlns:cx7="http://schemas.microsoft.com/office/drawing/2016/5/13/chartex" xmlns:cx8="http://schemas.microsoft.com/office/drawing/2016/5/14/chartex" xmlns:mc="http://schemas.openxmlformats.org/markup-compatibility/2006" xmlns:aink="http://schemas.microsoft.com/office/drawing/2016/ink" xmlns:am3d="http://schemas.microsoft.com/office/drawing/2017/model3d" xmlns:o="urn:schemas-microsoft-com:office:office" xmlns:oel="http://schemas.microsoft.com/office/2019/extlst" xmlns:r="http://schemas.openxmlformats.org/officeDocument/2006/relationships" xmlns:m="http://schemas.openxmlformats.org/officeDocument/2006/math" xmlns:v="urn:schemas-microsoft-com:vml" xmlns:wp14="http://schemas.microsoft.com/office/word/2010/wordprocessingDrawing" xmlns:wp="http://schemas.openxmlformats.org/drawingml/2006/wordprocessingDrawing" xmlns:w10="urn:schemas-microsoft-com:office:word" xmlns:w="http://schemas.openxmlformats.org/wordprocessingml/2006/main" xmlns:w14="http://schemas.microsoft.com/office/word/2010/wordml" xmlns:w15="http://schemas.microsoft.com/office/word/2012/wordml" xmlns:w16cex="http://schemas.microsoft.com/office/word/2018/wordml/cex" xmlns:w16cid="http://schemas.microsoft.com/office/word/2016/wordml/cid" xmlns:w16="http://schemas.microsoft.com/office/word/2018/wordml" xmlns:w16du="http://schemas.microsoft.com/office/word/2023/wordml/word16du" xmlns:w16sdtdh="http://schemas.microsoft.com/office/word/2020/wordml/sdtdatahash" xmlns:w16sdtfl="http://schemas.microsoft.com/office/word/2024/wordml/sdtformatlock" xmlns:w16se="http://schemas.microsoft.com/office/word/2015/wordml/symex" xmlns:wpg="http://schemas.microsoft.com/office/word/2010/wordprocessingGroup" xmlns:wpi="http://schemas.microsoft.com/office/word/2010/wordprocessingInk" xmlns:wne="http://schemas.microsoft.com/office/word/2006/wordml" xmlns:wps="http://schemas.microsoft.com/office/word/2010/wordprocessingShape" mc:Ignorable="w14 w15 w16se w16cid w16 w16cex w16sdtdh w16sdtfl w16du wp14">
   <w:p>
     <w:pPr>
       <w:pStyle w:val="Header"/>
@@ -5602,14 +5631,7 @@
         <w:sz w:val="24"/>
         <w:szCs w:val="24"/>
       </w:rPr>
-      <w:t xml:space="preserve">IE203 – Hệ </w:t>
-    </w:r>
-    <w:r>
-      <w:rPr>
-        <w:sz w:val="24"/>
-        <w:szCs w:val="24"/>
-      </w:rPr>
-      <w:t>thống quản trị quy trình nghiệp vụ</w:t>
+      <w:t>IE203 – Hệ thống quản trị quy trình nghiệp vụ</w:t>
     </w:r>
     <w:r>
       <w:rPr>
@@ -5630,7 +5652,7 @@
 </file>
 
 <file path=word/numbering.xml><?xml version="1.0" encoding="utf-8"?>
-<w:numbering xmlns:wpc="http://schemas.microsoft.com/office/word/2010/wordprocessingCanvas" xmlns:cx="http://schemas.microsoft.com/office/drawing/2014/chartex" xmlns:cx1="http://schemas.microsoft.com/office/drawing/2015/9/8/chartex" xmlns:cx2="http://schemas.microsoft.com/office/drawing/2015/10/21/chartex" xmlns:cx3="http://schemas.microsoft.com/office/drawing/2016/5/9/chartex" xmlns:cx4="http://schemas.microsoft.com/office/drawing/2016/5/10/chartex" xmlns:cx5="http://schemas.microsoft.com/office/drawing/2016/5/11/chartex" xmlns:cx6="http://schemas.microsoft.com/office/drawing/2016/5/12/chartex" xmlns:cx7="http://schemas.microsoft.com/office/drawing/2016/5/13/chartex" xmlns:cx8="http://schemas.microsoft.com/office/drawing/2016/5/14/chartex" xmlns:mc="http://schemas.openxmlformats.org/markup-compatibility/2006" xmlns:aink="http://schemas.microsoft.com/office/drawing/2016/ink" xmlns:am3d="http://schemas.microsoft.com/office/drawing/2017/model3d" xmlns:o="urn:schemas-microsoft-com:office:office" xmlns:oel="http://schemas.microsoft.com/office/2019/extlst" xmlns:r="http://schemas.openxmlformats.org/officeDocument/2006/relationships" xmlns:m="http://schemas.openxmlformats.org/officeDocument/2006/math" xmlns:v="urn:schemas-microsoft-com:vml" xmlns:wp14="http://schemas.microsoft.com/office/word/2010/wordprocessingDrawing" xmlns:wp="http://schemas.openxmlformats.org/drawingml/2006/wordprocessingDrawing" xmlns:w10="urn:schemas-microsoft-com:office:word" xmlns:w="http://schemas.openxmlformats.org/wordprocessingml/2006/main" xmlns:w14="http://schemas.microsoft.com/office/word/2010/wordml" xmlns:w15="http://schemas.microsoft.com/office/word/2012/wordml" xmlns:w16cei="http://schemas.microsoft.com/office/word/2026/wordml/cei" xmlns:w16cex="http://schemas.microsoft.com/office/word/2018/wordml/cex" xmlns:w16cid="http://schemas.microsoft.com/office/word/2016/wordml/cid" xmlns:w16="http://schemas.microsoft.com/office/word/2018/wordml" xmlns:w16du="http://schemas.microsoft.com/office/word/2023/wordml/word16du" xmlns:w16sdtdh="http://schemas.microsoft.com/office/word/2020/wordml/sdtdatahash" xmlns:w16sdtfl="http://schemas.microsoft.com/office/word/2024/wordml/sdtformatlock" xmlns:w16se="http://schemas.microsoft.com/office/word/2015/wordml/symex" xmlns:wpg="http://schemas.microsoft.com/office/word/2010/wordprocessingGroup" xmlns:wpi="http://schemas.microsoft.com/office/word/2010/wordprocessingInk" xmlns:wne="http://schemas.microsoft.com/office/word/2006/wordml" xmlns:wps="http://schemas.microsoft.com/office/word/2010/wordprocessingShape" mc:Ignorable="w14 w15 w16se w16cid w16 w16cex w16sdtdh w16sdtfl w16du wp14">
+<w:numbering xmlns:wpc="http://schemas.microsoft.com/office/word/2010/wordprocessingCanvas" xmlns:cx="http://schemas.microsoft.com/office/drawing/2014/chartex" xmlns:cx1="http://schemas.microsoft.com/office/drawing/2015/9/8/chartex" xmlns:cx2="http://schemas.microsoft.com/office/drawing/2015/10/21/chartex" xmlns:cx3="http://schemas.microsoft.com/office/drawing/2016/5/9/chartex" xmlns:cx4="http://schemas.microsoft.com/office/drawing/2016/5/10/chartex" xmlns:cx5="http://schemas.microsoft.com/office/drawing/2016/5/11/chartex" xmlns:cx6="http://schemas.microsoft.com/office/drawing/2016/5/12/chartex" xmlns:cx7="http://schemas.microsoft.com/office/drawing/2016/5/13/chartex" xmlns:cx8="http://schemas.microsoft.com/office/drawing/2016/5/14/chartex" xmlns:mc="http://schemas.openxmlformats.org/markup-compatibility/2006" xmlns:aink="http://schemas.microsoft.com/office/drawing/2016/ink" xmlns:am3d="http://schemas.microsoft.com/office/drawing/2017/model3d" xmlns:o="urn:schemas-microsoft-com:office:office" xmlns:oel="http://schemas.microsoft.com/office/2019/extlst" xmlns:r="http://schemas.openxmlformats.org/officeDocument/2006/relationships" xmlns:m="http://schemas.openxmlformats.org/officeDocument/2006/math" xmlns:v="urn:schemas-microsoft-com:vml" xmlns:wp14="http://schemas.microsoft.com/office/word/2010/wordprocessingDrawing" xmlns:wp="http://schemas.openxmlformats.org/drawingml/2006/wordprocessingDrawing" xmlns:w10="urn:schemas-microsoft-com:office:word" xmlns:w="http://schemas.openxmlformats.org/wordprocessingml/2006/main" xmlns:w14="http://schemas.microsoft.com/office/word/2010/wordml" xmlns:w15="http://schemas.microsoft.com/office/word/2012/wordml" xmlns:w16cex="http://schemas.microsoft.com/office/word/2018/wordml/cex" xmlns:w16cid="http://schemas.microsoft.com/office/word/2016/wordml/cid" xmlns:w16="http://schemas.microsoft.com/office/word/2018/wordml" xmlns:w16du="http://schemas.microsoft.com/office/word/2023/wordml/word16du" xmlns:w16sdtdh="http://schemas.microsoft.com/office/word/2020/wordml/sdtdatahash" xmlns:w16sdtfl="http://schemas.microsoft.com/office/word/2024/wordml/sdtformatlock" xmlns:w16se="http://schemas.microsoft.com/office/word/2015/wordml/symex" xmlns:wpg="http://schemas.microsoft.com/office/word/2010/wordprocessingGroup" xmlns:wpi="http://schemas.microsoft.com/office/word/2010/wordprocessingInk" xmlns:wne="http://schemas.microsoft.com/office/word/2006/wordml" xmlns:wps="http://schemas.microsoft.com/office/word/2010/wordprocessingShape" mc:Ignorable="w14 w15 w16se w16cid w16 w16cex w16sdtdh w16sdtfl w16du wp14">
   <w:abstractNum w:abstractNumId="0" w15:restartNumberingAfterBreak="0">
     <w:nsid w:val="17734325"/>
     <w:multiLevelType w:val="hybridMultilevel"/>
@@ -7893,6 +7915,7 @@
   <w:style w:type="character" w:default="1" w:styleId="DefaultParagraphFont">
     <w:name w:val="Default Paragraph Font"/>
     <w:uiPriority w:val="1"/>
+    <w:semiHidden/>
     <w:unhideWhenUsed/>
   </w:style>
   <w:style w:type="table" w:default="1" w:styleId="TableNormal">
